--- a/Airbnb Pricing Script v1.docx
+++ b/Airbnb Pricing Script v1.docx
@@ -105,7 +105,7 @@
         <w:pStyle w:val="BlockText"/>
       </w:pPr>
       <w:r>
-        <w:t xml:space="preserve">“Most Airbnb hosts want to maximize revenue, but pricing is not easy. Some price on experience, some copy nearby listings, and many rely on Airbnb’s Smart Pricing. The catch is that Smart Pricing gives you a recommendation without really explaining it. As a host, you are expected to trust a number without knowing which comparable listings were used, which features influenced it, or whether you have room to charge more. That led us to a simple question: could we build a pricing tool that not only predicts a fair price, but also helps hosts understand and trust that recommendation? To answer it, we built a platform that combines machine learning with comparable listings, pricing insights, and an interactive dashboard. Our goal was never to replace Smart Pricing. It was to make pricing recommendations more transparent and easier to act on.”</w:t>
+        <w:t>“Here is the headline, and then we will spend the next twenty minutes earning it. Half the active listings in New York are priced wrong against comparable listings, and we can now say by how much and why. Correcting that gap is worth roughly $7.6 million a year in additional host bookings, which at the 15.5% host-only fee is $1.17 million a year in new revenue to Airbnb — from New York alone. The build costs $65,000 once and $30,000 a year to run, because we are extending infrastructure Airbnb already owns rather than starting from nothing. At a realistic 35% adoption, it pays for itself in about three months. The reason that gap exists is that Smart Pricing hands a host a number with no reasoning behind it — no comparables, no drivers, nothing to explore — so hosts either ignore it or follow it blindly. What we built gives them a price they can interrogate: the comparable listings behind it, the amenity gaps against their high-performing peers, and a slider to test any price before they commit to it. Same recommendation, plus the evidence. We are not replacing Smart Pricing; we are finishing it.”</w:t>
       </w:r>
     </w:p>
     <w:p>
